--- a/docs/2-requerimientos/word/05-caso-de-uso-plantilla.docx
+++ b/docs/2-requerimientos/word/05-caso-de-uso-plantilla.docx
@@ -1184,7 +1184,7 @@
           <w:i/>
           <w:color w:val="555555"/>
         </w:rPr>
-        <w:t>El diagrama UML de casos de uso completo está disponible en el repositorio (`asistencias/docs/uml/casos-de-uso.puml`), renderizable con PlantUML.</w:t>
+        <w:t>El diagrama UML de casos de uso completo está disponible en el repositorio ([`docs/5-diagramas/diagramas.md`](../5-diagramas/diagramas.md)), que GitHub renderiza al abrirlo.</w:t>
       </w:r>
     </w:p>
     <w:p>
